--- a/AI_Coding_作業一/03_驗證報告.docx
+++ b/AI_Coding_作業一/03_驗證報告.docx
@@ -158,7 +158,23 @@
         <w:pStyle w:val="ListBullet"/>
       </w:pPr>
       <w:r>
-        <w:t>臨時網址：https://temporary-brisk-iodine-5xjjt8v.vercel.app 。到期：2026-10-06 17:24（台北時間）。需使用者認領保留。</w:t>
+        <w:t>網址：https://temporary-brisk-iodine-5xjjt8v.vercel.app/ 。</w:t>
+      </w:r>
+    </w:p>
+    <w:p>
+      <w:pPr>
+        <w:pStyle w:val="ListBullet"/>
+      </w:pPr>
+      <w:r>
+        <w:t>使用者提供的認領頁截圖顯示「This deployment has already been claimed」，證明認領頁已將此部署標記為被認領。截圖未顯示認領帳號、專案保留狀態或網站互動結果，因此不將這些項目標為通過。</w:t>
+      </w:r>
+    </w:p>
+    <w:p>
+      <w:pPr>
+        <w:pStyle w:val="ListBullet"/>
+      </w:pPr>
+      <w:r>
+        <w:t>原匿名部署到期時間為 2026-10-06 17:24（台北時間）；認領後的狀態以帳號 Dashboard 為準。</w:t>
       </w:r>
     </w:p>
     <w:p>
